--- a/en/files/sessions/s2_exercises.docx
+++ b/en/files/sessions/s2_exercises.docx
@@ -1248,8 +1248,8 @@
         <w:tblLook w:firstColumn="1" w:firstRow="1" w:lastColumn="0" w:lastRow="0" w:noHBand="0" w:noVBand="1" w:val="04A0"/>
       </w:tblPr>
       <w:tblGrid>
-        <w:gridCol w:w="1281"/>
-        <w:gridCol w:w="8131"/>
+        <w:gridCol w:w="1263"/>
+        <w:gridCol w:w="8148"/>
       </w:tblGrid>
       <w:tr>
         <w:trPr>
@@ -1258,7 +1258,7 @@
         </w:trPr>
         <w:tc>
           <w:tcPr>
-            <w:tcW w:type="dxa" w:w="1281"/>
+            <w:tcW w:type="dxa" w:w="1264"/>
             <w:tcBorders>
               <w:top w:val="single" w:sz="4" w:color="04242F"/>
               <w:left w:val="single" w:sz="4" w:color="04242F"/>
@@ -1284,7 +1284,7 @@
         </w:tc>
         <w:tc>
           <w:tcPr>
-            <w:tcW w:type="dxa" w:w="8130"/>
+            <w:tcW w:type="dxa" w:w="8147"/>
             <w:tcBorders>
               <w:top w:val="single" w:sz="4" w:color="04242F"/>
               <w:left w:val="single" w:sz="4" w:color="04242F"/>
@@ -1315,7 +1315,7 @@
         </w:trPr>
         <w:tc>
           <w:tcPr>
-            <w:tcW w:type="dxa" w:w="1281"/>
+            <w:tcW w:type="dxa" w:w="1264"/>
             <w:tcBorders>
               <w:top w:val="single" w:sz="4" w:color="D5DDE1"/>
               <w:left w:val="single" w:sz="4" w:color="D5DDE1"/>
@@ -1354,7 +1354,7 @@
         </w:tc>
         <w:tc>
           <w:tcPr>
-            <w:tcW w:type="dxa" w:w="8130"/>
+            <w:tcW w:type="dxa" w:w="8147"/>
             <w:tcBorders>
               <w:top w:val="single" w:sz="4" w:color="D5DDE1"/>
               <w:left w:val="single" w:sz="4" w:color="D5DDE1"/>
@@ -1371,7 +1371,7 @@
               <w:rPr>
                 <w:sz w:val="19"/>
               </w:rPr>
-              <w:t>MeSH term (includes narrower terms automatically)</w:t>
+              <w:t>MeSH term (also searches the narrower terms below it)</w:t>
             </w:r>
           </w:p>
         </w:tc>
@@ -1382,7 +1382,7 @@
         </w:trPr>
         <w:tc>
           <w:tcPr>
-            <w:tcW w:type="dxa" w:w="1281"/>
+            <w:tcW w:type="dxa" w:w="1264"/>
             <w:tcBorders>
               <w:top w:val="single" w:sz="4" w:color="D5DDE1"/>
               <w:left w:val="single" w:sz="4" w:color="D5DDE1"/>
@@ -1408,7 +1408,7 @@
         </w:tc>
         <w:tc>
           <w:tcPr>
-            <w:tcW w:type="dxa" w:w="8130"/>
+            <w:tcW w:type="dxa" w:w="8147"/>
             <w:tcBorders>
               <w:top w:val="single" w:sz="4" w:color="D5DDE1"/>
               <w:left w:val="single" w:sz="4" w:color="D5DDE1"/>
@@ -1437,7 +1437,7 @@
         </w:trPr>
         <w:tc>
           <w:tcPr>
-            <w:tcW w:type="dxa" w:w="1281"/>
+            <w:tcW w:type="dxa" w:w="1264"/>
             <w:tcBorders>
               <w:top w:val="single" w:sz="4" w:color="D5DDE1"/>
               <w:left w:val="single" w:sz="4" w:color="D5DDE1"/>
@@ -1462,7 +1462,7 @@
         </w:tc>
         <w:tc>
           <w:tcPr>
-            <w:tcW w:type="dxa" w:w="8130"/>
+            <w:tcW w:type="dxa" w:w="8147"/>
             <w:tcBorders>
               <w:top w:val="single" w:sz="4" w:color="D5DDE1"/>
               <w:left w:val="single" w:sz="4" w:color="D5DDE1"/>
@@ -1498,7 +1498,7 @@
         </w:trPr>
         <w:tc>
           <w:tcPr>
-            <w:tcW w:type="dxa" w:w="1281"/>
+            <w:tcW w:type="dxa" w:w="1264"/>
             <w:tcBorders>
               <w:top w:val="single" w:sz="4" w:color="D5DDE1"/>
               <w:left w:val="single" w:sz="4" w:color="D5DDE1"/>
@@ -1524,7 +1524,7 @@
         </w:tc>
         <w:tc>
           <w:tcPr>
-            <w:tcW w:type="dxa" w:w="8130"/>
+            <w:tcW w:type="dxa" w:w="8147"/>
             <w:tcBorders>
               <w:top w:val="single" w:sz="4" w:color="D5DDE1"/>
               <w:left w:val="single" w:sz="4" w:color="D5DDE1"/>
@@ -1553,7 +1553,7 @@
         </w:trPr>
         <w:tc>
           <w:tcPr>
-            <w:tcW w:type="dxa" w:w="1281"/>
+            <w:tcW w:type="dxa" w:w="1264"/>
             <w:tcBorders>
               <w:top w:val="single" w:sz="4" w:color="D5DDE1"/>
               <w:left w:val="single" w:sz="4" w:color="D5DDE1"/>
@@ -1577,7 +1577,7 @@
         </w:tc>
         <w:tc>
           <w:tcPr>
-            <w:tcW w:type="dxa" w:w="8130"/>
+            <w:tcW w:type="dxa" w:w="8147"/>
             <w:tcBorders>
               <w:top w:val="single" w:sz="4" w:color="D5DDE1"/>
               <w:left w:val="single" w:sz="4" w:color="D5DDE1"/>
@@ -3433,8 +3433,8 @@
         <w:tblLook w:firstColumn="1" w:firstRow="1" w:lastColumn="0" w:lastRow="0" w:noHBand="0" w:noVBand="1" w:val="04A0"/>
       </w:tblPr>
       <w:tblGrid>
-        <w:gridCol w:w="1231"/>
-        <w:gridCol w:w="7471"/>
+        <w:gridCol w:w="1162"/>
+        <w:gridCol w:w="7541"/>
         <w:gridCol w:w="708"/>
       </w:tblGrid>
       <w:tr>
@@ -3444,7 +3444,7 @@
         </w:trPr>
         <w:tc>
           <w:tcPr>
-            <w:tcW w:type="dxa" w:w="1232"/>
+            <w:tcW w:type="dxa" w:w="1162"/>
             <w:tcBorders>
               <w:top w:val="single" w:sz="4" w:color="04242F"/>
               <w:left w:val="single" w:sz="4" w:color="04242F"/>
@@ -3470,7 +3470,7 @@
         </w:tc>
         <w:tc>
           <w:tcPr>
-            <w:tcW w:type="dxa" w:w="7471"/>
+            <w:tcW w:type="dxa" w:w="7540"/>
             <w:tcBorders>
               <w:top w:val="single" w:sz="4" w:color="04242F"/>
               <w:left w:val="single" w:sz="4" w:color="04242F"/>
@@ -3527,7 +3527,7 @@
         </w:trPr>
         <w:tc>
           <w:tcPr>
-            <w:tcW w:type="dxa" w:w="1232"/>
+            <w:tcW w:type="dxa" w:w="1162"/>
             <w:tcBorders>
               <w:top w:val="single" w:sz="4" w:color="D5DDE1"/>
               <w:left w:val="single" w:sz="4" w:color="D5DDE1"/>
@@ -3550,7 +3550,7 @@
         </w:tc>
         <w:tc>
           <w:tcPr>
-            <w:tcW w:type="dxa" w:w="7471"/>
+            <w:tcW w:type="dxa" w:w="7540"/>
             <w:tcBorders>
               <w:top w:val="single" w:sz="4" w:color="D5DDE1"/>
               <w:left w:val="single" w:sz="4" w:color="D5DDE1"/>
@@ -3602,7 +3602,7 @@
         </w:trPr>
         <w:tc>
           <w:tcPr>
-            <w:tcW w:type="dxa" w:w="1232"/>
+            <w:tcW w:type="dxa" w:w="1162"/>
             <w:tcBorders>
               <w:top w:val="single" w:sz="4" w:color="D5DDE1"/>
               <w:left w:val="single" w:sz="4" w:color="D5DDE1"/>
@@ -3626,7 +3626,7 @@
         </w:tc>
         <w:tc>
           <w:tcPr>
-            <w:tcW w:type="dxa" w:w="7471"/>
+            <w:tcW w:type="dxa" w:w="7540"/>
             <w:tcBorders>
               <w:top w:val="single" w:sz="4" w:color="D5DDE1"/>
               <w:left w:val="single" w:sz="4" w:color="D5DDE1"/>
@@ -3688,7 +3688,7 @@
         </w:trPr>
         <w:tc>
           <w:tcPr>
-            <w:tcW w:type="dxa" w:w="1232"/>
+            <w:tcW w:type="dxa" w:w="1162"/>
             <w:tcBorders>
               <w:top w:val="single" w:sz="4" w:color="D5DDE1"/>
               <w:left w:val="single" w:sz="4" w:color="D5DDE1"/>
@@ -3705,7 +3705,7 @@
         </w:tc>
         <w:tc>
           <w:tcPr>
-            <w:tcW w:type="dxa" w:w="7471"/>
+            <w:tcW w:type="dxa" w:w="7540"/>
             <w:tcBorders>
               <w:top w:val="single" w:sz="4" w:color="D5DDE1"/>
               <w:left w:val="single" w:sz="4" w:color="D5DDE1"/>
@@ -3791,7 +3791,7 @@
         </w:trPr>
         <w:tc>
           <w:tcPr>
-            <w:tcW w:type="dxa" w:w="1232"/>
+            <w:tcW w:type="dxa" w:w="1162"/>
             <w:tcBorders>
               <w:top w:val="single" w:sz="4" w:color="D5DDE1"/>
               <w:left w:val="single" w:sz="4" w:color="D5DDE1"/>
@@ -3809,7 +3809,7 @@
         </w:tc>
         <w:tc>
           <w:tcPr>
-            <w:tcW w:type="dxa" w:w="7471"/>
+            <w:tcW w:type="dxa" w:w="7540"/>
             <w:tcBorders>
               <w:top w:val="single" w:sz="4" w:color="D5DDE1"/>
               <w:left w:val="single" w:sz="4" w:color="D5DDE1"/>
@@ -3871,7 +3871,7 @@
         </w:trPr>
         <w:tc>
           <w:tcPr>
-            <w:tcW w:type="dxa" w:w="1232"/>
+            <w:tcW w:type="dxa" w:w="1162"/>
             <w:tcBorders>
               <w:top w:val="single" w:sz="4" w:color="D5DDE1"/>
               <w:left w:val="single" w:sz="4" w:color="D5DDE1"/>
@@ -3888,7 +3888,7 @@
         </w:tc>
         <w:tc>
           <w:tcPr>
-            <w:tcW w:type="dxa" w:w="7471"/>
+            <w:tcW w:type="dxa" w:w="7540"/>
             <w:tcBorders>
               <w:top w:val="single" w:sz="4" w:color="D5DDE1"/>
               <w:left w:val="single" w:sz="4" w:color="D5DDE1"/>
@@ -3912,20 +3912,7 @@
               <w:rPr>
                 <w:sz w:val="19"/>
               </w:rPr>
-              <w:t xml:space="preserve">: three short paragraphs (about 300 words): (a) what is known, (b) what is not known (the gap), (c) why it matters </w:t>
-            </w:r>
-            <w:r>
-              <w:rPr>
-                <w:i/>
-                <w:sz w:val="19"/>
-              </w:rPr>
-              <w:t>here</w:t>
-            </w:r>
-            <w:r>
-              <w:rPr>
-                <w:sz w:val="19"/>
-              </w:rPr>
-              <w:t xml:space="preserve"> (local data, if you have them)</w:t>
+              <w:t>: three short paragraphs (about 300 words): (a) what is known, (b) what is not known (the gap), (c) your question and objectives. No own data or results here; a local figure only if it is published, with its reference</w:t>
             </w:r>
           </w:p>
         </w:tc>
@@ -3961,7 +3948,7 @@
         </w:trPr>
         <w:tc>
           <w:tcPr>
-            <w:tcW w:type="dxa" w:w="1232"/>
+            <w:tcW w:type="dxa" w:w="1162"/>
             <w:tcBorders>
               <w:top w:val="single" w:sz="4" w:color="D5DDE1"/>
               <w:left w:val="single" w:sz="4" w:color="D5DDE1"/>
@@ -3979,7 +3966,7 @@
         </w:tc>
         <w:tc>
           <w:tcPr>
-            <w:tcW w:type="dxa" w:w="7471"/>
+            <w:tcW w:type="dxa" w:w="7540"/>
             <w:tcBorders>
               <w:top w:val="single" w:sz="4" w:color="D5DDE1"/>
               <w:left w:val="single" w:sz="4" w:color="D5DDE1"/>
@@ -4053,7 +4040,7 @@
         </w:trPr>
         <w:tc>
           <w:tcPr>
-            <w:tcW w:type="dxa" w:w="1232"/>
+            <w:tcW w:type="dxa" w:w="1162"/>
             <w:tcBorders>
               <w:top w:val="single" w:sz="4" w:color="D5DDE1"/>
               <w:left w:val="single" w:sz="4" w:color="D5DDE1"/>
@@ -4075,7 +4062,7 @@
         </w:tc>
         <w:tc>
           <w:tcPr>
-            <w:tcW w:type="dxa" w:w="7471"/>
+            <w:tcW w:type="dxa" w:w="7540"/>
             <w:tcBorders>
               <w:top w:val="single" w:sz="4" w:color="D5DDE1"/>
               <w:left w:val="single" w:sz="4" w:color="D5DDE1"/>
@@ -5308,7 +5295,7 @@
         <w:pStyle w:val="Heading1"/>
       </w:pPr>
       <w:r>
-        <w:t>Exit question  (in the chat, or the 1-question form linked there; 2 minutes, before you leave)</w:t>
+        <w:t>Exit question  (in the chat, 2 minutes, before you leave)</w:t>
       </w:r>
     </w:p>
     <w:p>
@@ -5375,13 +5362,7 @@
     </w:p>
     <w:p>
       <w:r>
-        <w:rPr>
-          <w:i/>
-        </w:rPr>
-        <w:t>Why we ask:</w:t>
-      </w:r>
-      <w:r>
-        <w:t xml:space="preserve"> it is not homework and not marked. It shows us what is still unclear. The trainers read every answer before Session 3.</w:t>
+        <w:t>Not marked. The trainers read every answer before Session 3.</w:t>
       </w:r>
     </w:p>
     <w:p>

--- a/en/files/sessions/s2_exercises.docx
+++ b/en/files/sessions/s2_exercises.docx
@@ -5424,18 +5424,7 @@
         <w:t>Ann Intensive Care</w:t>
       </w:r>
       <w:r>
-        <w:t xml:space="preserve">, in </w:t>
-      </w:r>
-      <w:r>
-        <w:rPr>
-          <w:rFonts w:ascii="Consolas" w:hAnsi="Consolas" w:cs="Consolas" w:eastAsia="Consolas"/>
-          <w:color w:val="0B376C"/>
-          <w:sz w:val="19"/>
-        </w:rPr>
-        <w:t>Course/Papers</w:t>
-      </w:r>
-      <w:r>
-        <w:t>) with the Exercise 3 grid.</w:t>
+        <w:t>, the PDF sent before Session 1) with the Exercise 3 grid.</w:t>
       </w:r>
     </w:p>
     <w:p>

--- a/en/files/sessions/s2_exercises.docx
+++ b/en/files/sessions/s2_exercises.docx
@@ -169,7 +169,7 @@
         <w:t xml:space="preserve">•  </w:t>
       </w:r>
       <w:r>
-        <w:t>Recap quiz on Session 1: on your own, in the online form linked in the chat (8 minutes, start of the session).</w:t>
+        <w:t>Recap quiz on Session 1: on your own, answers typed in the chat (8 minutes, start of the session).</w:t>
       </w:r>
     </w:p>
     <w:p>
@@ -282,7 +282,7 @@
         <w:pStyle w:val="Heading1"/>
       </w:pPr>
       <w:r>
-        <w:t>Recap quiz: Session 1  (individual, 8 minutes, in the online form)</w:t>
+        <w:t>Recap quiz: Session 1  (individual, 8 minutes, answers in the chat)</w:t>
       </w:r>
     </w:p>
     <w:p>

--- a/en/files/sessions/s2_exercises.docx
+++ b/en/files/sessions/s2_exercises.docx
@@ -142,139 +142,11 @@
     <w:p>
       <w:pPr>
         <w:pStyle w:val="KeyFindings"/>
-        <w:keepNext/>
-        <w:spacing w:after="40"/>
-      </w:pPr>
-      <w:r>
-        <w:rPr>
-          <w:b/>
-        </w:rPr>
-        <w:t>How to use this sheet.</w:t>
-      </w:r>
-      <w:r>
-        <w:t xml:space="preserve"> This sheet is sent by email before the session, as a Word file and as a PDF. Keep it open on your computer during the session and type your answers into the Word file (or print the PDF at home).</w:t>
-      </w:r>
-    </w:p>
-    <w:p>
-      <w:pPr>
-        <w:pStyle w:val="KeyFindings"/>
-        <w:keepNext/>
-        <w:spacing w:after="40"/>
-        <w:ind w:left="510" w:hanging="255"/>
-      </w:pPr>
-      <w:r>
-        <w:rPr>
-          <w:color w:val="055F56"/>
-        </w:rPr>
-        <w:t xml:space="preserve">•  </w:t>
-      </w:r>
-      <w:r>
-        <w:t>Recap quiz on Session 1: on your own, answers typed in the chat (8 minutes, start of the session).</w:t>
-      </w:r>
-    </w:p>
-    <w:p>
-      <w:pPr>
-        <w:pStyle w:val="KeyFindings"/>
-        <w:keepNext/>
-        <w:spacing w:after="40"/>
-        <w:ind w:left="510" w:hanging="255"/>
-      </w:pPr>
-      <w:r>
-        <w:rPr>
-          <w:color w:val="055F56"/>
-        </w:rPr>
-        <w:t xml:space="preserve">•  </w:t>
-      </w:r>
-      <w:r>
-        <w:t xml:space="preserve">Exercise 1 (Boolean search builder): </w:t>
-      </w:r>
-      <w:r>
-        <w:rPr>
-          <w:b/>
-        </w:rPr>
-        <w:t>on your own</w:t>
-      </w:r>
-      <w:r>
-        <w:t>, for your own question, segment 2.1 (5 minutes).</w:t>
-      </w:r>
-    </w:p>
-    <w:p>
-      <w:pPr>
-        <w:pStyle w:val="KeyFindings"/>
-        <w:keepNext/>
-        <w:spacing w:after="40"/>
-        <w:ind w:left="510" w:hanging="255"/>
-      </w:pPr>
-      <w:r>
-        <w:rPr>
-          <w:color w:val="055F56"/>
-        </w:rPr>
-        <w:t xml:space="preserve">•  </w:t>
-      </w:r>
-      <w:r>
-        <w:t>Exercise 2 (paraphrasing): at home.</w:t>
-      </w:r>
-    </w:p>
-    <w:p>
-      <w:pPr>
-        <w:pStyle w:val="KeyFindings"/>
-        <w:keepNext/>
-        <w:spacing w:after="40"/>
-        <w:ind w:left="510" w:hanging="255"/>
-      </w:pPr>
-      <w:r>
-        <w:rPr>
-          <w:color w:val="055F56"/>
-        </w:rPr>
-        <w:t xml:space="preserve">•  </w:t>
-      </w:r>
-      <w:r>
-        <w:t xml:space="preserve">Exercise 3 (reading Paper 1's abstract): </w:t>
-      </w:r>
-      <w:r>
-        <w:rPr>
-          <w:b/>
-        </w:rPr>
-        <w:t>on your own</w:t>
-      </w:r>
-      <w:r>
-        <w:t>, segment 2.3 (12 minutes). The clean abstract is linked in the chat.</w:t>
-      </w:r>
-    </w:p>
-    <w:p>
-      <w:pPr>
-        <w:pStyle w:val="KeyFindings"/>
-        <w:keepNext/>
-        <w:spacing w:after="40"/>
-        <w:ind w:left="510" w:hanging="255"/>
-      </w:pPr>
-      <w:r>
-        <w:rPr>
-          <w:color w:val="055F56"/>
-        </w:rPr>
-        <w:t xml:space="preserve">•  </w:t>
-      </w:r>
-      <w:r>
-        <w:t xml:space="preserve">Exercise 4: </w:t>
-      </w:r>
-      <w:r>
-        <w:rPr>
-          <w:b/>
-        </w:rPr>
-        <w:t>your own</w:t>
-      </w:r>
-      <w:r>
-        <w:t xml:space="preserve"> Proposal builder 2 (35 minutes).</w:t>
-      </w:r>
-    </w:p>
-    <w:p>
-      <w:pPr>
-        <w:pStyle w:val="KeyFindings"/>
         <w:keepNext w:val="0"/>
         <w:spacing w:after="40"/>
       </w:pPr>
       <w:r>
-        <w:t>The answers are discussed in class, in the chat. There is no mark.</w:t>
+        <w:t>Type your answers in the Word file, or print the PDF. Answers are discussed in class. There is no mark.</w:t>
       </w:r>
     </w:p>
     <w:p>
@@ -1172,7 +1044,7 @@
         <w:t>Share your search.</w:t>
       </w:r>
       <w:r>
-        <w:t xml:space="preserve"> The trainer calls on two or three of you to read out one block; the class suggests a synonym to add. One synonym suggested for my search: ______________________</w:t>
+        <w:t xml:space="preserve"> The trainer calls on two or three of you to read out one block, the class suggests a synonym to add. One synonym suggested for my search: ______________________</w:t>
       </w:r>
     </w:p>
     <w:p>
@@ -2314,18 +2186,7 @@
         <w:t>Crit Care</w:t>
       </w:r>
       <w:r>
-        <w:t xml:space="preserve"> 2024;28:429 (in </w:t>
-      </w:r>
-      <w:r>
-        <w:rPr>
-          <w:rFonts w:ascii="Consolas" w:hAnsi="Consolas" w:cs="Consolas" w:eastAsia="Consolas"/>
-          <w:color w:val="0B376C"/>
-          <w:sz w:val="19"/>
-        </w:rPr>
-        <w:t>Papers/</w:t>
-      </w:r>
-      <w:r>
-        <w:t>). 8 minutes reading alone, then 4 minutes typing your primary outcome and main result in the chat.</w:t>
+        <w:t xml:space="preserve"> 2024;28:429 (PDF sent by email before Session 1). 8 minutes reading alone, then 4 minutes typing your primary outcome and main result in the chat.</w:t>
       </w:r>
     </w:p>
     <w:p>
@@ -3387,16 +3248,7 @@
         <w:t>your own</w:t>
       </w:r>
       <w:r>
-        <w:t xml:space="preserve"> proposal in the </w:t>
-      </w:r>
-      <w:r>
-        <w:rPr>
-          <w:b/>
-        </w:rPr>
-        <w:t>Research Proposal template</w:t>
-      </w:r>
-      <w:r>
-        <w:t xml:space="preserve"> (</w:t>
+        <w:t xml:space="preserve"> proposal in the proposal template (</w:t>
       </w:r>
       <w:r>
         <w:rPr>
@@ -3404,19 +3256,21 @@
           <w:color w:val="0B376C"/>
           <w:sz w:val="19"/>
         </w:rPr>
-        <w:t>Templates/Research_Proposal_Template.docx</w:t>
+        <w:t>Research_Proposal_Template.docx</w:t>
       </w:r>
       <w:r>
-        <w:t xml:space="preserve">) and the </w:t>
+        <w:t>) and the literature review worksheet (</w:t>
       </w:r>
       <w:r>
         <w:rPr>
-          <w:b/>
+          <w:rFonts w:ascii="Consolas" w:hAnsi="Consolas" w:cs="Consolas" w:eastAsia="Consolas"/>
+          <w:color w:val="0B376C"/>
+          <w:sz w:val="19"/>
         </w:rPr>
-        <w:t>literature review worksheet</w:t>
+        <w:t>Literature_Review_Worksheet.docx</w:t>
       </w:r>
       <w:r>
-        <w:t>, building on last week's question, aim and objectives. This sheet is your checklist. Anything unfinished is homework.</w:t>
+        <w:t>), both sent by email. Anything unfinished is homework.</w:t>
       </w:r>
     </w:p>
     <w:tbl>
@@ -3567,7 +3421,7 @@
               <w:rPr>
                 <w:sz w:val="19"/>
               </w:rPr>
-              <w:t>Watch the trainer search and screen for the running example; suggest terms and papers in the chat</w:t>
+              <w:t>Watch the trainer search and screen for the running example, suggest terms and papers in the chat</w:t>
             </w:r>
           </w:p>
         </w:tc>
@@ -3651,7 +3505,7 @@
               <w:rPr>
                 <w:sz w:val="19"/>
               </w:rPr>
-              <w:t xml:space="preserve"> (Exercise 1) in PubMed; write the date, the filters and the number of hits</w:t>
+              <w:t xml:space="preserve"> (Exercise 1) in PubMed, write the date, the filters and the number of hits</w:t>
             </w:r>
           </w:p>
         </w:tc>
@@ -3729,7 +3583,7 @@
               <w:rPr>
                 <w:sz w:val="19"/>
               </w:rPr>
-              <w:t xml:space="preserve"> titles and abstracts; pick </w:t>
+              <w:t xml:space="preserve"> titles and abstracts, pick </w:t>
             </w:r>
             <w:r>
               <w:rPr>
@@ -3742,7 +3596,7 @@
               <w:rPr>
                 <w:sz w:val="19"/>
               </w:rPr>
-              <w:t>; save them to Zotero (</w:t>
+              <w:t>, save them to Zotero (</w:t>
             </w:r>
             <w:r>
               <w:rPr>
@@ -3912,7 +3766,7 @@
               <w:rPr>
                 <w:sz w:val="19"/>
               </w:rPr>
-              <w:t>: three short paragraphs (about 300 words): (a) what is known, (b) what is not known (the gap), (c) your question and objectives. No own data or results here; a local figure only if it is published, with its reference</w:t>
+              <w:t>: three short paragraphs (about 300 words): (a) what is known, (b) what is not known (the gap), (c) your question and objectives. No own data or results here, a local figure only if it is published, with its reference</w:t>
             </w:r>
           </w:p>
         </w:tc>
@@ -4078,7 +3932,7 @@
               <w:rPr>
                 <w:sz w:val="19"/>
               </w:rPr>
-              <w:t>Two volunteers read their title and gap sentence aloud; everyone suggests one improvement in the chat</w:t>
+              <w:t>Two volunteers read their title and gap sentence aloud, everyone suggests one improvement in the chat</w:t>
             </w:r>
           </w:p>
         </w:tc>
@@ -4159,7 +4013,7 @@
               <w:rPr>
                 <w:sz w:val="19"/>
               </w:rPr>
-              <w:t>Working title (10–16 words; population, comparison or exposure, and design visible; no abbreviations; no "impact" or "effect" for observational designs)</w:t>
+              <w:t>Working title (10–16 words, population, comparison or exposure, and design visible, no abbreviations, no "impact" or "effect" for observational designs)</w:t>
             </w:r>
           </w:p>
         </w:tc>
@@ -4241,7 +4095,7 @@
               <w:rPr>
                 <w:sz w:val="19"/>
               </w:rPr>
-              <w:t xml:space="preserve">Keywords (3–6; MeSH terms </w:t>
+              <w:t xml:space="preserve">Keywords (3–6, MeSH terms </w:t>
             </w:r>
             <w:r>
               <w:rPr>
@@ -5257,7 +5111,7 @@
         <w:t xml:space="preserve">☐  </w:t>
       </w:r>
       <w:r>
-        <w:t>The problem statement ends with your question; the title names the same population and outcome as the question.</w:t>
+        <w:t>The problem statement ends with your question, the title names the same population and outcome as the question.</w:t>
       </w:r>
     </w:p>
     <w:p>
@@ -5272,7 +5126,7 @@
         <w:t xml:space="preserve">☐  </w:t>
       </w:r>
       <w:r>
-        <w:t>At least one reference is a randomised trial or a systematic review, if one exists; you checked a trial registry for ongoing trials.</w:t>
+        <w:t>At least one reference is a randomised trial or a systematic review, if one exists, you checked a trial registry for ongoing trials.</w:t>
       </w:r>
     </w:p>
     <w:p>
@@ -5358,11 +5212,6 @@
       </w:r>
       <w:r>
         <w:t>What was the primary outcome of Paper 1?</w:t>
-      </w:r>
-    </w:p>
-    <w:p>
-      <w:r>
-        <w:t>Not marked. The trainers read every answer before Session 3.</w:t>
       </w:r>
     </w:p>
     <w:p>

--- a/en/files/sessions/s2_exercises.docx
+++ b/en/files/sessions/s2_exercises.docx
@@ -5273,7 +5273,7 @@
         <w:t>Ann Intensive Care</w:t>
       </w:r>
       <w:r>
-        <w:t>, the PDF sent before Session 1) with the Exercise 3 grid.</w:t>
+        <w:t>, the PDF sent before Session 1) following Exercise 3.</w:t>
       </w:r>
     </w:p>
     <w:p>
